--- a/src/templates/termos/responsabilidade-celular.docx
+++ b/src/templates/termos/responsabilidade-celular.docx
@@ -808,7 +808,7 @@
         <w:rPr>
           <w:rFonts w:ascii="Arial" w:eastAsia="Calibri" w:hAnsi="Arial" w:cs="Arial"/>
         </w:rPr>
-        <w:t>São José dos Pinhais, {data_extenso}</w:t>
+        <w:t>{cidade}, {data_extenso}</w:t>
       </w:r>
     </w:p>
     <w:p>

--- a/src/templates/termos/responsabilidade-celular.docx
+++ b/src/templates/termos/responsabilidade-celular.docx
@@ -310,6 +310,41 @@
           <w:color w:val="000000" w:themeColor="text1"/>
         </w:rPr>
         <w:t>OBS: {obs}</w:t>
+      </w:r>
+    </w:p>
+    <w:p>
+      <w:r>
+        <w:t>{#tem_acessorios}</w:t>
+      </w:r>
+    </w:p>
+    <w:p>
+      <w:pPr>
+        <w:pStyle w:val="PargrafodaLista"/>
+        <w:rPr>
+          <w:rFonts w:ascii="Arial" w:eastAsia="Nunito Sans" w:hAnsi="Arial" w:cs="Arial"/>
+          <w:color w:val="000000" w:themeColor="text1"/>
+        </w:rPr>
+      </w:pPr>
+      <w:r>
+        <w:rPr>
+          <w:rFonts w:ascii="Arial" w:eastAsia="Nunito Sans" w:hAnsi="Arial" w:cs="Arial"/>
+          <w:b/>
+          <w:bCs/>
+          <w:color w:val="000000" w:themeColor="text1"/>
+        </w:rPr>
+        <w:t xml:space="preserve">Acompanham o equipamento os seguintes acessórios e periféricos: </w:t>
+      </w:r>
+      <w:r>
+        <w:rPr>
+          <w:rFonts w:ascii="Arial" w:eastAsia="Nunito Sans" w:hAnsi="Arial" w:cs="Arial"/>
+          <w:color w:val="000000" w:themeColor="text1"/>
+        </w:rPr>
+        <w:t>{acessorios}</w:t>
+      </w:r>
+    </w:p>
+    <w:p>
+      <w:r>
+        <w:t>{/tem_acessorios}</w:t>
       </w:r>
     </w:p>
     <w:p>
